--- a/applications/coverletters/Howden_Group_Holdings_Graduate_FPandA_Analyst_CoverLetter.docx
+++ b/applications/coverletters/Howden_Group_Holdings_Graduate_FPandA_Analyst_CoverLetter.docx
@@ -135,7 +135,7 @@
     </w:p>
     <w:p>
       <w:pPr>
-        <w:spacing w:before="0" w:after="160"/>
+        <w:spacing w:after="160"/>
       </w:pPr>
       <w:r>
         <w:rPr>
